--- a/MyDocumentConverterMultiOSV10/samples/output/markdown/gfm/docx.docx
+++ b/MyDocumentConverterMultiOSV10/samples/output/markdown/gfm/docx.docx
@@ -86,7 +86,7 @@
       <w:r>
         <w:t xml:space="preserve">, 그리고 </w:t>
       </w:r>
-      <w:hyperlink w:history="1" r:id="rIdblhqyln4tiyzah0wwjd0h">
+      <w:hyperlink w:history="1" r:id="rIdatbjzdfeknb2pn_z0azgz">
         <w:r>
           <w:rPr>
             <w:rStyle w:val="Hyperlink"/>
@@ -744,7 +744,7 @@
       <w:r>
         <w:t xml:space="preserve"> 자동 링크 </w:t>
       </w:r>
-      <w:hyperlink w:history="1" r:id="rIdeianydc5v-0bccyshgsbx">
+      <w:hyperlink w:history="1" r:id="rIdicwcqrhlnx4oxl_tslqnk">
         <w:r>
           <w:rPr>
             <w:rStyle w:val="Hyperlink"/>
@@ -755,7 +755,7 @@
       <w:r>
         <w:t xml:space="preserve"> 와 </w:t>
       </w:r>
-      <w:hyperlink w:history="1" r:id="rIdltjllt92b1ie6ukwvngws">
+      <w:hyperlink w:history="1" r:id="rId-deug5gllitttcjqjlrwr">
         <w:r>
           <w:rPr>
             <w:rStyle w:val="Hyperlink"/>
